--- a/docs/releases/ArtValue_Business_OS_Master_Product_Roadmap_v0.7_HE.docx
+++ b/docs/releases/ArtValue_Business_OS_Master_Product_Roadmap_v0.7_HE.docx
@@ -2273,6 +2273,145 @@
           <w:rtl/>
         </w:rPr>
         <w:t xml:space="preserve">מסווג במפורש כלא־חסם שחרור של S0D.</w:t>
+      </w:r>
+    </w:p>
+    <w:p>
+      <w:pPr>
+        <w:bidi/>
+        <w:pBdr>
+          <w:bottom w:val="single" w:sz="6" w:space="1" w:color="BFBFBF"/>
+        </w:pBdr>
+      </w:pPr>
+    </w:p>
+    <w:p>
+      <w:pPr>
+        <w:bidi/>
+        <w:keepNext/>
+        <w:spacing w:before="240" w:after="120"/>
+      </w:pPr>
+      <w:r>
+        <w:rPr>
+          <w:rFonts w:ascii="Arial" w:hAnsi="Arial" w:cs="Arial"/>
+          <w:b/>
+          <w:bCs/>
+          <w:color w:val="2E5496"/>
+          <w:sz w:val="30"/>
+          <w:szCs w:val="30"/>
+          <w:rtl/>
+        </w:rPr>
+        <w:t xml:space="preserve">תוכן העניינים</w:t>
+      </w:r>
+    </w:p>
+    <w:p>
+      <w:pPr>
+        <w:bidi/>
+        <w:spacing w:after="60"/>
+        <w:ind w:right="360" w:hanging="360"/>
+      </w:pPr>
+      <w:r>
+        <w:rPr>
+          <w:rFonts w:ascii="Arial" w:hAnsi="Arial" w:cs="Arial"/>
+          <w:sz w:val="22"/>
+          <w:szCs w:val="22"/>
+          <w:rtl/>
+        </w:rPr>
+        <w:t xml:space="preserve">•	חזון, הבטחת המוצר והגבולות שלו</w:t>
+      </w:r>
+    </w:p>
+    <w:p>
+      <w:pPr>
+        <w:bidi/>
+        <w:spacing w:after="60"/>
+        <w:ind w:right="360" w:hanging="360"/>
+      </w:pPr>
+      <w:r>
+        <w:rPr>
+          <w:rFonts w:ascii="Arial" w:hAnsi="Arial" w:cs="Arial"/>
+          <w:sz w:val="22"/>
+          <w:szCs w:val="22"/>
+          <w:rtl/>
+        </w:rPr>
+        <w:t xml:space="preserve">•	עקרונות מוצר וקבלת החלטות</w:t>
+      </w:r>
+    </w:p>
+    <w:p>
+      <w:pPr>
+        <w:bidi/>
+        <w:spacing w:after="60"/>
+        <w:ind w:right="360" w:hanging="360"/>
+      </w:pPr>
+      <w:r>
+        <w:rPr>
+          <w:rFonts w:ascii="Arial" w:hAnsi="Arial" w:cs="Arial"/>
+          <w:sz w:val="22"/>
+          <w:szCs w:val="22"/>
+          <w:rtl/>
+        </w:rPr>
+        <w:t xml:space="preserve">•	ארכיטקטורת הפלטפורמה והמידע</w:t>
+      </w:r>
+    </w:p>
+    <w:p>
+      <w:pPr>
+        <w:bidi/>
+        <w:spacing w:after="60"/>
+        <w:ind w:right="360" w:hanging="360"/>
+      </w:pPr>
+      <w:r>
+        <w:rPr>
+          <w:rFonts w:ascii="Arial" w:hAnsi="Arial" w:cs="Arial"/>
+          <w:sz w:val="22"/>
+          <w:szCs w:val="22"/>
+          <w:rtl/>
+        </w:rPr>
+        <w:t xml:space="preserve">•	מנועי הפעולה העסקיים</w:t>
+      </w:r>
+    </w:p>
+    <w:p>
+      <w:pPr>
+        <w:bidi/>
+        <w:spacing w:after="60"/>
+        <w:ind w:right="360" w:hanging="360"/>
+      </w:pPr>
+      <w:r>
+        <w:rPr>
+          <w:rFonts w:ascii="Arial" w:hAnsi="Arial" w:cs="Arial"/>
+          <w:sz w:val="22"/>
+          <w:szCs w:val="22"/>
+          <w:rtl/>
+        </w:rPr>
+        <w:t xml:space="preserve">•	מודולים אופקיים ואנכיים</w:t>
+      </w:r>
+    </w:p>
+    <w:p>
+      <w:pPr>
+        <w:bidi/>
+        <w:spacing w:after="60"/>
+        <w:ind w:right="360" w:hanging="360"/>
+      </w:pPr>
+      <w:r>
+        <w:rPr>
+          <w:rFonts w:ascii="Arial" w:hAnsi="Arial" w:cs="Arial"/>
+          <w:sz w:val="22"/>
+          <w:szCs w:val="22"/>
+          <w:rtl/>
+        </w:rPr>
+        <w:t xml:space="preserve">•	מסע לקוח, אריזה ומדדי הצלחה</w:t>
+      </w:r>
+    </w:p>
+    <w:p>
+      <w:pPr>
+        <w:bidi/>
+        <w:spacing w:after="60"/>
+        <w:ind w:right="360" w:hanging="360"/>
+      </w:pPr>
+      <w:r>
+        <w:rPr>
+          <w:rFonts w:ascii="Arial" w:hAnsi="Arial" w:cs="Arial"/>
+          <w:sz w:val="22"/>
+          <w:szCs w:val="22"/>
+          <w:rtl/>
+        </w:rPr>
+        <w:t xml:space="preserve">•	מפת דרכים, סטטוסים, סיכונים ותלויות</w:t>
       </w:r>
     </w:p>
     <w:p>

--- a/docs/releases/ArtValue_Business_OS_Master_Product_Roadmap_v0.7_HE.docx
+++ b/docs/releases/ArtValue_Business_OS_Master_Product_Roadmap_v0.7_HE.docx
@@ -1783,7 +1783,7 @@
           <w:szCs w:val="22"/>
           <w:rtl/>
         </w:rPr>
-        <w:t xml:space="preserve">ראיית קבלה: בידוד שני חשבונות מאומת — A `natanturgeman365` = פרופיל </w:t>
+        <w:t xml:space="preserve">ראיית קבלה: בידוד שני חשבונות מאומת — Account A (חשבון הבעלים) = פרופיל </w:t>
       </w:r>
       <w:r>
         <w:rPr>
@@ -1803,7 +1803,7 @@
           <w:szCs w:val="22"/>
           <w:rtl/>
         </w:rPr>
-        <w:t xml:space="preserve"> אמיתי; B `natanturgeman5` = פרופיל QA </w:t>
+        <w:t xml:space="preserve"> אמיתי; Account B (חשבון QA מבודד) = פרופיל QA </w:t>
       </w:r>
       <w:r>
         <w:rPr>

--- a/docs/releases/ArtValue_Business_OS_Master_Product_Roadmap_v0.7_HE.docx
+++ b/docs/releases/ArtValue_Business_OS_Master_Product_Roadmap_v0.7_HE.docx
@@ -1314,27 +1314,27 @@
           <w:szCs w:val="22"/>
           <w:rtl/>
         </w:rPr>
-        <w:t xml:space="preserve">ראיית קוד: PR #101 מוזג; main הנוכחי הוא </w:t>
-      </w:r>
-      <w:r>
-        <w:rPr>
-          <w:rFonts w:ascii="Arial" w:hAnsi="Arial" w:cs="Arial"/>
-          <w:b/>
-          <w:bCs/>
-          <w:sz w:val="22"/>
-          <w:szCs w:val="22"/>
-          <w:rtl/>
-        </w:rPr>
-        <w:t xml:space="preserve">22ee2f3bacfc86f026d2ea3a21243a1a4badc6d4</w:t>
-      </w:r>
-      <w:r>
-        <w:rPr>
-          <w:rFonts w:ascii="Arial" w:hAnsi="Arial" w:cs="Arial"/>
-          <w:sz w:val="22"/>
-          <w:szCs w:val="22"/>
-          <w:rtl/>
-        </w:rPr>
-        <w:t xml:space="preserve"> (merge-commit; parents = 3ee62aee (S0C) + head 7750bd3f).</w:t>
+        <w:t xml:space="preserve">ראיית קוד: PR #101 מוזג; </w:t>
+      </w:r>
+      <w:r>
+        <w:rPr>
+          <w:rFonts w:ascii="Arial" w:hAnsi="Arial" w:cs="Arial"/>
+          <w:b/>
+          <w:bCs/>
+          <w:sz w:val="22"/>
+          <w:szCs w:val="22"/>
+          <w:rtl/>
+        </w:rPr>
+        <w:t xml:space="preserve">עוגן קוד ההשקה הפעיל של S0D (מקור הפרודקשן) הוא 22ee2f3bacfc86f026d2ea3a21243a1a4badc6d4</w:t>
+      </w:r>
+      <w:r>
+        <w:rPr>
+          <w:rFonts w:ascii="Arial" w:hAnsi="Arial" w:cs="Arial"/>
+          <w:sz w:val="22"/>
+          <w:szCs w:val="22"/>
+          <w:rtl/>
+        </w:rPr>
+        <w:t xml:space="preserve"> (merge-commit; parents = 3ee62aee (S0C) + head 7750bd3f). זהו העומד בבסיס האפליקציה הפרוסה, ולא טענה שזהו לתמיד ה־HEAD של repository main — את ה־HEAD יש לפתור חי בכל preflight (main עשוי לכלול commits מאוחרים של תיעוד בלבד ללא drift אפליקטיבי).</w:t>
       </w:r>
     </w:p>
     <w:p>
